--- a/assignment-16.docx
+++ b/assignment-16.docx
@@ -625,7 +625,96 @@
           <w:sz w:val="28"/>
           <w:szCs w:val="28"/>
         </w:rPr>
-        <w:t>.Imagine you are testing the 'Apply Coupon' feature on Swiggy. After a bug related to coupon validation is fixed, design a re-testing checklist with at least 4 steps to confirm the fix works as expected.&lt;br&gt;&lt;br&gt;&lt;em&gt;&lt;strong&gt;Hint:&lt;/strong&gt; Think about both valid and invalid coupon scenarios.&lt;/em&gt;</w:t>
+        <w:t xml:space="preserve">.Imagine you are testing the 'Apply Coupon' feature on Swiggy. After a bug related to coupon validation is fixed, design a re-testing checklist with at least 4 steps to confirm the fix works as </w:t>
+      </w:r>
+      <w:proofErr w:type="gramStart"/>
+      <w:r>
+        <w:rPr>
+          <w:sz w:val="28"/>
+          <w:szCs w:val="28"/>
+        </w:rPr>
+        <w:t>expected.&lt;</w:t>
+      </w:r>
+      <w:proofErr w:type="spellStart"/>
+      <w:proofErr w:type="gramEnd"/>
+      <w:r>
+        <w:rPr>
+          <w:sz w:val="28"/>
+          <w:szCs w:val="28"/>
+        </w:rPr>
+        <w:t>br</w:t>
+      </w:r>
+      <w:proofErr w:type="spellEnd"/>
+      <w:r>
+        <w:rPr>
+          <w:sz w:val="28"/>
+          <w:szCs w:val="28"/>
+        </w:rPr>
+        <w:t>&gt;&lt;</w:t>
+      </w:r>
+      <w:proofErr w:type="spellStart"/>
+      <w:r>
+        <w:rPr>
+          <w:sz w:val="28"/>
+          <w:szCs w:val="28"/>
+        </w:rPr>
+        <w:t>br</w:t>
+      </w:r>
+      <w:proofErr w:type="spellEnd"/>
+      <w:r>
+        <w:rPr>
+          <w:sz w:val="28"/>
+          <w:szCs w:val="28"/>
+        </w:rPr>
+        <w:t>&gt;&lt;</w:t>
+      </w:r>
+      <w:proofErr w:type="spellStart"/>
+      <w:r>
+        <w:rPr>
+          <w:sz w:val="28"/>
+          <w:szCs w:val="28"/>
+        </w:rPr>
+        <w:t>em</w:t>
+      </w:r>
+      <w:proofErr w:type="spellEnd"/>
+      <w:r>
+        <w:rPr>
+          <w:sz w:val="28"/>
+          <w:szCs w:val="28"/>
+        </w:rPr>
+        <w:t xml:space="preserve">&gt;&lt;strong&gt;Hint:&lt;/strong&gt; Think about both valid and invalid coupon </w:t>
+      </w:r>
+      <w:proofErr w:type="gramStart"/>
+      <w:r>
+        <w:rPr>
+          <w:sz w:val="28"/>
+          <w:szCs w:val="28"/>
+        </w:rPr>
+        <w:t>scenarios.&lt;</w:t>
+      </w:r>
+      <w:proofErr w:type="gramEnd"/>
+      <w:r>
+        <w:rPr>
+          <w:sz w:val="28"/>
+          <w:szCs w:val="28"/>
+        </w:rPr>
+        <w:t>/</w:t>
+      </w:r>
+      <w:proofErr w:type="spellStart"/>
+      <w:r>
+        <w:rPr>
+          <w:sz w:val="28"/>
+          <w:szCs w:val="28"/>
+        </w:rPr>
+        <w:t>em</w:t>
+      </w:r>
+      <w:proofErr w:type="spellEnd"/>
+      <w:r>
+        <w:rPr>
+          <w:sz w:val="28"/>
+          <w:szCs w:val="28"/>
+        </w:rPr>
+        <w:t>&gt;</w:t>
       </w:r>
     </w:p>
     <w:p>
@@ -1378,7 +1467,23 @@
                 <w:sz w:val="28"/>
                 <w:szCs w:val="28"/>
               </w:rPr>
-              <w:t>Enter valid song name in the searchbar and tap search</w:t>
+              <w:t xml:space="preserve">Enter valid song name in the </w:t>
+            </w:r>
+            <w:proofErr w:type="spellStart"/>
+            <w:r>
+              <w:rPr>
+                <w:sz w:val="28"/>
+                <w:szCs w:val="28"/>
+              </w:rPr>
+              <w:t>searchbar</w:t>
+            </w:r>
+            <w:proofErr w:type="spellEnd"/>
+            <w:r>
+              <w:rPr>
+                <w:sz w:val="28"/>
+                <w:szCs w:val="28"/>
+              </w:rPr>
+              <w:t xml:space="preserve"> and tap search</w:t>
             </w:r>
           </w:p>
         </w:tc>
@@ -1585,7 +1690,25 @@
                 <w:sz w:val="28"/>
                 <w:szCs w:val="28"/>
               </w:rPr>
-              <w:t xml:space="preserve">A “no result found”message </w:t>
+              <w:t xml:space="preserve">A “no result </w:t>
+            </w:r>
+            <w:proofErr w:type="spellStart"/>
+            <w:proofErr w:type="gramStart"/>
+            <w:r>
+              <w:rPr>
+                <w:sz w:val="28"/>
+                <w:szCs w:val="28"/>
+              </w:rPr>
+              <w:t>found”message</w:t>
+            </w:r>
+            <w:proofErr w:type="spellEnd"/>
+            <w:proofErr w:type="gramEnd"/>
+            <w:r>
+              <w:rPr>
+                <w:sz w:val="28"/>
+                <w:szCs w:val="28"/>
+              </w:rPr>
+              <w:t xml:space="preserve"> </w:t>
             </w:r>
             <w:r>
               <w:rPr>
@@ -1750,7 +1873,23 @@
                 <w:sz w:val="28"/>
                 <w:szCs w:val="28"/>
               </w:rPr>
-              <w:t>Search with special charcter or space</w:t>
+              <w:t xml:space="preserve">Search with special </w:t>
+            </w:r>
+            <w:proofErr w:type="spellStart"/>
+            <w:r>
+              <w:rPr>
+                <w:sz w:val="28"/>
+                <w:szCs w:val="28"/>
+              </w:rPr>
+              <w:t>charcter</w:t>
+            </w:r>
+            <w:proofErr w:type="spellEnd"/>
+            <w:r>
+              <w:rPr>
+                <w:sz w:val="28"/>
+                <w:szCs w:val="28"/>
+              </w:rPr>
+              <w:t xml:space="preserve"> or space</w:t>
             </w:r>
           </w:p>
         </w:tc>
@@ -1830,8 +1969,9 @@
           <w:sz w:val="28"/>
           <w:szCs w:val="28"/>
         </w:rPr>
-        <w:t>Expected Result</w:t>
-      </w:r>
+        <w:t xml:space="preserve">Expected </w:t>
+      </w:r>
+      <w:proofErr w:type="gramStart"/>
       <w:r>
         <w:rPr>
           <w:b/>
@@ -1839,8 +1979,18 @@
           <w:sz w:val="28"/>
           <w:szCs w:val="28"/>
         </w:rPr>
+        <w:t>Result</w:t>
+      </w:r>
+      <w:r>
+        <w:rPr>
+          <w:b/>
+          <w:bCs/>
+          <w:sz w:val="28"/>
+          <w:szCs w:val="28"/>
+        </w:rPr>
         <w:t>:-</w:t>
       </w:r>
+      <w:proofErr w:type="gramEnd"/>
     </w:p>
     <w:p>
       <w:pPr>
@@ -2389,7 +2539,107 @@
           <w:sz w:val="28"/>
           <w:szCs w:val="28"/>
         </w:rPr>
-        <w:t>Suppose your team just released a new version of a movie ticket booking app (like BookMyShow) with a major update to the payment module. Select 3 modules (other than payment) that could be affected and describe one regression test you would run for each.&lt;br&gt;&lt;br&gt;&lt;em&gt;&lt;strong&gt;Hint:&lt;/strong&gt; Think about modules like seat selection, booking history, or notifications that interact with payment.&lt;/em&gt;</w:t>
+        <w:t xml:space="preserve">Suppose your team just released a new version of a movie ticket booking app (like </w:t>
+      </w:r>
+      <w:proofErr w:type="spellStart"/>
+      <w:r>
+        <w:rPr>
+          <w:rFonts w:ascii="Arial" w:hAnsi="Arial" w:cs="Arial"/>
+          <w:sz w:val="28"/>
+          <w:szCs w:val="28"/>
+        </w:rPr>
+        <w:t>BookMyShow</w:t>
+      </w:r>
+      <w:proofErr w:type="spellEnd"/>
+      <w:r>
+        <w:rPr>
+          <w:rFonts w:ascii="Arial" w:hAnsi="Arial" w:cs="Arial"/>
+          <w:sz w:val="28"/>
+          <w:szCs w:val="28"/>
+        </w:rPr>
+        <w:t xml:space="preserve">) with a major update to the payment module. Select 3 modules (other than payment) that could be affected and describe one regression test you would run for </w:t>
+      </w:r>
+      <w:proofErr w:type="gramStart"/>
+      <w:r>
+        <w:rPr>
+          <w:rFonts w:ascii="Arial" w:hAnsi="Arial" w:cs="Arial"/>
+          <w:sz w:val="28"/>
+          <w:szCs w:val="28"/>
+        </w:rPr>
+        <w:t>each.&lt;</w:t>
+      </w:r>
+      <w:proofErr w:type="spellStart"/>
+      <w:proofErr w:type="gramEnd"/>
+      <w:r>
+        <w:rPr>
+          <w:rFonts w:ascii="Arial" w:hAnsi="Arial" w:cs="Arial"/>
+          <w:sz w:val="28"/>
+          <w:szCs w:val="28"/>
+        </w:rPr>
+        <w:t>br</w:t>
+      </w:r>
+      <w:proofErr w:type="spellEnd"/>
+      <w:r>
+        <w:rPr>
+          <w:rFonts w:ascii="Arial" w:hAnsi="Arial" w:cs="Arial"/>
+          <w:sz w:val="28"/>
+          <w:szCs w:val="28"/>
+        </w:rPr>
+        <w:t>&gt;&lt;</w:t>
+      </w:r>
+      <w:proofErr w:type="spellStart"/>
+      <w:r>
+        <w:rPr>
+          <w:rFonts w:ascii="Arial" w:hAnsi="Arial" w:cs="Arial"/>
+          <w:sz w:val="28"/>
+          <w:szCs w:val="28"/>
+        </w:rPr>
+        <w:t>br</w:t>
+      </w:r>
+      <w:proofErr w:type="spellEnd"/>
+      <w:r>
+        <w:rPr>
+          <w:rFonts w:ascii="Arial" w:hAnsi="Arial" w:cs="Arial"/>
+          <w:sz w:val="28"/>
+          <w:szCs w:val="28"/>
+        </w:rPr>
+        <w:t>&gt;&lt;</w:t>
+      </w:r>
+      <w:proofErr w:type="spellStart"/>
+      <w:r>
+        <w:rPr>
+          <w:rFonts w:ascii="Arial" w:hAnsi="Arial" w:cs="Arial"/>
+          <w:sz w:val="28"/>
+          <w:szCs w:val="28"/>
+        </w:rPr>
+        <w:t>em</w:t>
+      </w:r>
+      <w:proofErr w:type="spellEnd"/>
+      <w:r>
+        <w:rPr>
+          <w:rFonts w:ascii="Arial" w:hAnsi="Arial" w:cs="Arial"/>
+          <w:sz w:val="28"/>
+          <w:szCs w:val="28"/>
+        </w:rPr>
+        <w:t>&gt;&lt;strong&gt;Hint:&lt;/strong&gt; Think about modules like seat selection, booking history, or notifications that interact with payment.&lt;/</w:t>
+      </w:r>
+      <w:proofErr w:type="spellStart"/>
+      <w:r>
+        <w:rPr>
+          <w:rFonts w:ascii="Arial" w:hAnsi="Arial" w:cs="Arial"/>
+          <w:sz w:val="28"/>
+          <w:szCs w:val="28"/>
+        </w:rPr>
+        <w:t>em</w:t>
+      </w:r>
+      <w:proofErr w:type="spellEnd"/>
+      <w:r>
+        <w:rPr>
+          <w:rFonts w:ascii="Arial" w:hAnsi="Arial" w:cs="Arial"/>
+          <w:sz w:val="28"/>
+          <w:szCs w:val="28"/>
+        </w:rPr>
+        <w:t>&gt;</w:t>
       </w:r>
     </w:p>
     <w:p>
@@ -2721,6 +2971,14 @@
       <w:pPr>
         <w:rPr>
           <w:rFonts w:ascii="Arial" w:hAnsi="Arial" w:cs="Arial"/>
+          <w:sz w:val="28"/>
+          <w:szCs w:val="28"/>
+        </w:rPr>
+      </w:pPr>
+    </w:p>
+    <w:p>
+      <w:pPr>
+        <w:rPr>
           <w:sz w:val="28"/>
           <w:szCs w:val="28"/>
         </w:rPr>
